--- a/BuildList-Deployment-Guide-Launch.docx
+++ b/BuildList-Deployment-Guide-Launch.docx
@@ -173,7 +173,7 @@
           <w:sz w:val="20"/>
           <w:szCs w:val="20"/>
         </w:rPr>
-        <w:t xml:space="preserve">This guide takes the launch package from the zip file to a live site, with every part switched on and checked. Follow the stages in order: several depend on the one before.</w:t>
+        <w:t xml:space="preserve">This guide takes the launch package from the zip file to a live site, taking payments, with every part switched on and checked. Follow the stages in order: several depend on the one before.</w:t>
       </w:r>
     </w:p>
     <w:tbl>
@@ -236,7 +236,7 @@
                 <w:sz w:val="18"/>
                 <w:szCs w:val="18"/>
               </w:rPr>
-              <w:t xml:space="preserve">The directory, tenders, jobs, news and prices; listing tiers and the staff portal; an email to you for every form submitted.</w:t>
+              <w:t xml:space="preserve">The directory, tenders, jobs, news and prices; listing tiers, payments, Tender Pro and the staff portal.</w:t>
             </w:r>
           </w:p>
           <w:p>
@@ -250,7 +250,7 @@
                 <w:sz w:val="18"/>
                 <w:szCs w:val="18"/>
               </w:rPr>
-              <w:t xml:space="preserve">One advertising position: the top banner on the directory. No online payments: upgrades and bookings arrive as requests and you invoice them. No public sign-in and no reviews. Tender Pro shows as coming soon and collects interest.</w:t>
+              <w:t xml:space="preserve">One advertising position: the banner at the top of the homepage. There is no public sign-in and no review system in this version; both are kept, switched off, for a later release.</w:t>
             </w:r>
           </w:p>
         </w:tc>
@@ -887,7 +887,7 @@
                 <w:sz w:val="20"/>
                 <w:szCs w:val="20"/>
               </w:rPr>
-              <w:t xml:space="preserve">Email: form notifications to you, and staff sign-in emails</w:t>
+              <w:t xml:space="preserve">Set up email (Resend) so messages reach inboxes</w:t>
             </w:r>
           </w:p>
         </w:tc>
@@ -1407,7 +1407,7 @@
                 <w:sz w:val="20"/>
                 <w:szCs w:val="20"/>
               </w:rPr>
-              <w:t xml:space="preserve">Check every part before announcing</w:t>
+              <w:t xml:space="preserve">Online payments (Flutterwave), test then live</w:t>
             </w:r>
           </w:p>
         </w:tc>
@@ -1441,7 +1441,7 @@
                 <w:sz w:val="20"/>
                 <w:szCs w:val="20"/>
               </w:rPr>
-              <w:t xml:space="preserve">45 min</w:t>
+              <w:t xml:space="preserve">30 min, after KYC</w:t>
             </w:r>
           </w:p>
         </w:tc>
@@ -1511,6 +1511,110 @@
                 <w:sz w:val="20"/>
                 <w:szCs w:val="20"/>
               </w:rPr>
+              <w:t xml:space="preserve">Check every part before announcing</w:t>
+            </w:r>
+          </w:p>
+        </w:tc>
+        <w:tc>
+          <w:tcPr>
+            <w:tcW w:type="dxa" w:w="2200"/>
+            <w:tcBorders>
+              <w:top w:val="single" w:color="D9DED8" w:sz="4"/>
+              <w:left w:val="single" w:color="D9DED8" w:sz="4"/>
+              <w:bottom w:val="single" w:color="D9DED8" w:sz="4"/>
+              <w:right w:val="single" w:color="D9DED8" w:sz="4"/>
+            </w:tcBorders>
+            <w:shd w:fill="FFFFFF" w:color="auto" w:val="clear"/>
+            <w:tcMar>
+              <w:top w:type="dxa" w:w="90"/>
+              <w:left w:type="dxa" w:w="130"/>
+              <w:bottom w:type="dxa" w:w="90"/>
+              <w:right w:type="dxa" w:w="130"/>
+            </w:tcMar>
+            <w:vAlign w:val="center"/>
+          </w:tcPr>
+          <w:p>
+            <w:pPr>
+              <w:spacing w:after="0" w:line="264"/>
+              <w:jc w:val="left"/>
+            </w:pPr>
+            <w:r>
+              <w:rPr>
+                <w:rFonts w:ascii="Calibri" w:cs="Calibri" w:eastAsia="Calibri" w:hAnsi="Calibri"/>
+                <w:color w:val="1D2521"/>
+                <w:sz w:val="20"/>
+                <w:szCs w:val="20"/>
+              </w:rPr>
+              <w:t xml:space="preserve">60 min</w:t>
+            </w:r>
+          </w:p>
+        </w:tc>
+      </w:tr>
+      <w:tr>
+        <w:tc>
+          <w:tcPr>
+            <w:tcW w:type="dxa" w:w="900"/>
+            <w:tcBorders>
+              <w:top w:val="single" w:color="D9DED8" w:sz="4"/>
+              <w:left w:val="single" w:color="D9DED8" w:sz="4"/>
+              <w:bottom w:val="single" w:color="D9DED8" w:sz="4"/>
+              <w:right w:val="single" w:color="D9DED8" w:sz="4"/>
+            </w:tcBorders>
+            <w:shd w:fill="F6F7F4" w:color="auto" w:val="clear"/>
+            <w:tcMar>
+              <w:top w:type="dxa" w:w="90"/>
+              <w:left w:type="dxa" w:w="130"/>
+              <w:bottom w:type="dxa" w:w="90"/>
+              <w:right w:type="dxa" w:w="130"/>
+            </w:tcMar>
+            <w:vAlign w:val="center"/>
+          </w:tcPr>
+          <w:p>
+            <w:pPr>
+              <w:spacing w:after="0" w:line="264"/>
+              <w:jc w:val="left"/>
+            </w:pPr>
+            <w:r>
+              <w:rPr>
+                <w:rFonts w:ascii="Calibri" w:cs="Calibri" w:eastAsia="Calibri" w:hAnsi="Calibri"/>
+                <w:color w:val="1D2521"/>
+                <w:sz w:val="20"/>
+                <w:szCs w:val="20"/>
+              </w:rPr>
+              <w:t xml:space="preserve">11</w:t>
+            </w:r>
+          </w:p>
+        </w:tc>
+        <w:tc>
+          <w:tcPr>
+            <w:tcW w:type="dxa" w:w="6538"/>
+            <w:tcBorders>
+              <w:top w:val="single" w:color="D9DED8" w:sz="4"/>
+              <w:left w:val="single" w:color="D9DED8" w:sz="4"/>
+              <w:bottom w:val="single" w:color="D9DED8" w:sz="4"/>
+              <w:right w:val="single" w:color="D9DED8" w:sz="4"/>
+            </w:tcBorders>
+            <w:shd w:fill="F6F7F4" w:color="auto" w:val="clear"/>
+            <w:tcMar>
+              <w:top w:type="dxa" w:w="90"/>
+              <w:left w:type="dxa" w:w="130"/>
+              <w:bottom w:type="dxa" w:w="90"/>
+              <w:right w:type="dxa" w:w="130"/>
+            </w:tcMar>
+            <w:vAlign w:val="center"/>
+          </w:tcPr>
+          <w:p>
+            <w:pPr>
+              <w:spacing w:after="0" w:line="264"/>
+              <w:jc w:val="left"/>
+            </w:pPr>
+            <w:r>
+              <w:rPr>
+                <w:rFonts w:ascii="Calibri" w:cs="Calibri" w:eastAsia="Calibri" w:hAnsi="Calibri"/>
+                <w:color w:val="1D2521"/>
+                <w:sz w:val="20"/>
+                <w:szCs w:val="20"/>
+              </w:rPr>
               <w:t xml:space="preserve">After launch: the routines that keep it healthy</w:t>
             </w:r>
           </w:p>
@@ -1524,7 +1628,7 @@
               <w:bottom w:val="single" w:color="D9DED8" w:sz="4"/>
               <w:right w:val="single" w:color="D9DED8" w:sz="4"/>
             </w:tcBorders>
-            <w:shd w:fill="FFFFFF" w:color="auto" w:val="clear"/>
+            <w:shd w:fill="F6F7F4" w:color="auto" w:val="clear"/>
             <w:tcMar>
               <w:top w:type="dxa" w:w="90"/>
               <w:left w:type="dxa" w:w="130"/>
@@ -2038,7 +2142,7 @@
                 <w:sz w:val="20"/>
                 <w:szCs w:val="20"/>
               </w:rPr>
-              <w:t xml:space="preserve">Hosts the site and runs the forms</w:t>
+              <w:t xml:space="preserve">Hosts the site, runs payments, forms and the daily jobs</w:t>
             </w:r>
           </w:p>
         </w:tc>
@@ -2248,7 +2352,7 @@
                 <w:sz w:val="20"/>
                 <w:szCs w:val="20"/>
               </w:rPr>
-              <w:t xml:space="preserve">Emails you every form submission; sends staff sign-in emails</w:t>
+              <w:t xml:space="preserve">Sends every email: forms, reminders, Tender Pro</w:t>
             </w:r>
           </w:p>
         </w:tc>
@@ -2283,6 +2387,110 @@
                 <w:szCs w:val="20"/>
               </w:rPr>
               <w:t xml:space="preserve">Free to start</w:t>
+            </w:r>
+          </w:p>
+        </w:tc>
+      </w:tr>
+      <w:tr>
+        <w:tc>
+          <w:tcPr>
+            <w:tcW w:type="dxa" w:w="1800"/>
+            <w:tcBorders>
+              <w:top w:val="single" w:color="D9DED8" w:sz="4"/>
+              <w:left w:val="single" w:color="D9DED8" w:sz="4"/>
+              <w:bottom w:val="single" w:color="D9DED8" w:sz="4"/>
+              <w:right w:val="single" w:color="D9DED8" w:sz="4"/>
+            </w:tcBorders>
+            <w:shd w:fill="FFFFFF" w:color="auto" w:val="clear"/>
+            <w:tcMar>
+              <w:top w:type="dxa" w:w="90"/>
+              <w:left w:type="dxa" w:w="130"/>
+              <w:bottom w:type="dxa" w:w="90"/>
+              <w:right w:type="dxa" w:w="130"/>
+            </w:tcMar>
+            <w:vAlign w:val="center"/>
+          </w:tcPr>
+          <w:p>
+            <w:pPr>
+              <w:spacing w:after="0" w:line="264"/>
+              <w:jc w:val="left"/>
+            </w:pPr>
+            <w:r>
+              <w:rPr>
+                <w:rFonts w:ascii="Calibri" w:cs="Calibri" w:eastAsia="Calibri" w:hAnsi="Calibri"/>
+                <w:color w:val="1D2521"/>
+                <w:sz w:val="20"/>
+                <w:szCs w:val="20"/>
+              </w:rPr>
+              <w:t xml:space="preserve">Flutterwave</w:t>
+            </w:r>
+          </w:p>
+        </w:tc>
+        <w:tc>
+          <w:tcPr>
+            <w:tcW w:type="dxa" w:w="5638"/>
+            <w:tcBorders>
+              <w:top w:val="single" w:color="D9DED8" w:sz="4"/>
+              <w:left w:val="single" w:color="D9DED8" w:sz="4"/>
+              <w:bottom w:val="single" w:color="D9DED8" w:sz="4"/>
+              <w:right w:val="single" w:color="D9DED8" w:sz="4"/>
+            </w:tcBorders>
+            <w:shd w:fill="FFFFFF" w:color="auto" w:val="clear"/>
+            <w:tcMar>
+              <w:top w:type="dxa" w:w="90"/>
+              <w:left w:type="dxa" w:w="130"/>
+              <w:bottom w:type="dxa" w:w="90"/>
+              <w:right w:type="dxa" w:w="130"/>
+            </w:tcMar>
+            <w:vAlign w:val="center"/>
+          </w:tcPr>
+          <w:p>
+            <w:pPr>
+              <w:spacing w:after="0" w:line="264"/>
+              <w:jc w:val="left"/>
+            </w:pPr>
+            <w:r>
+              <w:rPr>
+                <w:rFonts w:ascii="Calibri" w:cs="Calibri" w:eastAsia="Calibri" w:hAnsi="Calibri"/>
+                <w:color w:val="1D2521"/>
+                <w:sz w:val="20"/>
+                <w:szCs w:val="20"/>
+              </w:rPr>
+              <w:t xml:space="preserve">Takes MTN MoMo, Airtel Money and card payments</w:t>
+            </w:r>
+          </w:p>
+        </w:tc>
+        <w:tc>
+          <w:tcPr>
+            <w:tcW w:type="dxa" w:w="2200"/>
+            <w:tcBorders>
+              <w:top w:val="single" w:color="D9DED8" w:sz="4"/>
+              <w:left w:val="single" w:color="D9DED8" w:sz="4"/>
+              <w:bottom w:val="single" w:color="D9DED8" w:sz="4"/>
+              <w:right w:val="single" w:color="D9DED8" w:sz="4"/>
+            </w:tcBorders>
+            <w:shd w:fill="FFFFFF" w:color="auto" w:val="clear"/>
+            <w:tcMar>
+              <w:top w:type="dxa" w:w="90"/>
+              <w:left w:type="dxa" w:w="130"/>
+              <w:bottom w:type="dxa" w:w="90"/>
+              <w:right w:type="dxa" w:w="130"/>
+            </w:tcMar>
+            <w:vAlign w:val="center"/>
+          </w:tcPr>
+          <w:p>
+            <w:pPr>
+              <w:spacing w:after="0" w:line="264"/>
+              <w:jc w:val="left"/>
+            </w:pPr>
+            <w:r>
+              <w:rPr>
+                <w:rFonts w:ascii="Calibri" w:cs="Calibri" w:eastAsia="Calibri" w:hAnsi="Calibri"/>
+                <w:color w:val="1D2521"/>
+                <w:sz w:val="20"/>
+                <w:szCs w:val="20"/>
+              </w:rPr>
+              <w:t xml:space="preserve">Business account</w:t>
             </w:r>
           </w:p>
         </w:tc>
@@ -2310,7 +2518,7 @@
           <w:sz w:val="19"/>
           <w:szCs w:val="19"/>
         </w:rPr>
-        <w:t xml:space="preserve">TWO DECISIONS TO MAKE NOW</w:t>
+        <w:t xml:space="preserve">THREE DECISIONS TO MAKE NOW</w:t>
       </w:r>
     </w:p>
     <w:p>
@@ -2340,7 +2548,37 @@
           <w:sz w:val="20"/>
           <w:szCs w:val="20"/>
         </w:rPr>
-        <w:t xml:space="preserve">The free Hobby plan is for non-commercial use under Vercel’s terms, and BuildList is a commercial site.</w:t>
+        <w:t xml:space="preserve">The free Hobby plan is for non-commercial use under Vercel’s terms, and it limits scheduled jobs. This site takes payments and runs three daily jobs.</w:t>
+      </w:r>
+    </w:p>
+    <w:p>
+      <w:pPr>
+        <w:pStyle w:val="ListParagraph"/>
+        <w:numPr>
+          <w:ilvl w:val="0"/>
+          <w:numId w:val="2"/>
+        </w:numPr>
+        <w:spacing w:after="90" w:line="276"/>
+      </w:pPr>
+      <w:r>
+        <w:rPr>
+          <w:rFonts w:ascii="Calibri" w:cs="Calibri" w:eastAsia="Calibri" w:hAnsi="Calibri"/>
+          <w:b/>
+          <w:bCs/>
+          <w:color w:val="1D2521"/>
+          <w:sz w:val="20"/>
+          <w:szCs w:val="20"/>
+        </w:rPr>
+        <w:t xml:space="preserve">Start Flutterwave verification (KYC) today. </w:t>
+      </w:r>
+      <w:r>
+        <w:rPr>
+          <w:rFonts w:ascii="Calibri" w:cs="Calibri" w:eastAsia="Calibri" w:hAnsi="Calibri"/>
+          <w:color w:val="1D2521"/>
+          <w:sz w:val="20"/>
+          <w:szCs w:val="20"/>
+        </w:rPr>
+        <w:t xml:space="preserve">It can take several days. The site works without it — customers who click Upgrade are sent to your team for an invoice instead.</w:t>
       </w:r>
     </w:p>
     <w:p>
@@ -3358,7 +3596,7 @@
                 <w:sz w:val="20"/>
                 <w:szCs w:val="20"/>
               </w:rPr>
-              <w:t xml:space="preserve">Tables used by a later release (safe to have now)</w:t>
+              <w:t xml:space="preserve">Orders table for online payments</w:t>
             </w:r>
           </w:p>
         </w:tc>
@@ -3566,7 +3804,7 @@
                 <w:sz w:val="20"/>
                 <w:szCs w:val="20"/>
               </w:rPr>
-              <w:t xml:space="preserve">Tables used by a later release (safe to have now)</w:t>
+              <w:t xml:space="preserve">Tender Pro subscriptions</w:t>
             </w:r>
           </w:p>
         </w:tc>
@@ -3774,7 +4012,7 @@
                 <w:sz w:val="20"/>
                 <w:szCs w:val="20"/>
               </w:rPr>
-              <w:t xml:space="preserve">The directory banner position, with samples never shown to visitors</w:t>
+              <w:t xml:space="preserve">The homepage banner position, with samples never shown to visitors</w:t>
             </w:r>
           </w:p>
         </w:tc>
@@ -4367,7 +4605,7 @@
           <w:sz w:val="26"/>
           <w:szCs w:val="26"/>
         </w:rPr>
-        <w:t xml:space="preserve">Email: form notifications to you</w:t>
+        <w:t xml:space="preserve">Email (Resend)</w:t>
       </w:r>
       <w:r>
         <w:rPr>
@@ -4377,20 +4615,6 @@
           <w:szCs w:val="16"/>
         </w:rPr>
         <w:t xml:space="preserve">   20 minutes + waiting for DNS</w:t>
-      </w:r>
-    </w:p>
-    <w:p>
-      <w:pPr>
-        <w:spacing w:after="110" w:line="276"/>
-      </w:pPr>
-      <w:r>
-        <w:rPr>
-          <w:rFonts w:ascii="Calibri" w:cs="Calibri" w:eastAsia="Calibri" w:hAnsi="Calibri"/>
-          <w:color w:val="1D2521"/>
-          <w:sz w:val="20"/>
-          <w:szCs w:val="20"/>
-        </w:rPr>
-        <w:t xml:space="preserve">Every form on the site — listing applications, claims, removal requests, quotation requests, tender and vacancy submissions, advertising enquiries, upgrade requests and the rest — emails you the moment it is submitted. This stage switches that on.</w:t>
       </w:r>
     </w:p>
     <w:p>
@@ -4497,7 +4721,7 @@
           <w:sz w:val="20"/>
           <w:szCs w:val="20"/>
         </w:rPr>
-        <w:t xml:space="preserve">. Copy the key — you will add it to Vercel in Stage 6, together with the address the notifications should go to.</w:t>
+        <w:t xml:space="preserve">. Copy the key — you will add it to Vercel in Stage 6.</w:t>
       </w:r>
     </w:p>
     <w:p>
@@ -5754,6 +5978,112 @@
           </w:p>
         </w:tc>
       </w:tr>
+      <w:tr>
+        <w:tc>
+          <w:tcPr>
+            <w:tcW w:type="dxa" w:w="3000"/>
+            <w:tcBorders>
+              <w:top w:val="single" w:color="D9DED8" w:sz="4"/>
+              <w:left w:val="single" w:color="D9DED8" w:sz="4"/>
+              <w:bottom w:val="single" w:color="D9DED8" w:sz="4"/>
+              <w:right w:val="single" w:color="D9DED8" w:sz="4"/>
+            </w:tcBorders>
+            <w:shd w:fill="FFFFFF" w:color="auto" w:val="clear"/>
+            <w:tcMar>
+              <w:top w:type="dxa" w:w="90"/>
+              <w:left w:type="dxa" w:w="130"/>
+              <w:bottom w:type="dxa" w:w="90"/>
+              <w:right w:type="dxa" w:w="130"/>
+            </w:tcMar>
+            <w:vAlign w:val="center"/>
+          </w:tcPr>
+          <w:p>
+            <w:pPr>
+              <w:spacing w:after="0" w:line="264"/>
+              <w:jc w:val="left"/>
+            </w:pPr>
+            <w:r>
+              <w:rPr>
+                <w:rFonts w:ascii="Consolas" w:cs="Consolas" w:eastAsia="Consolas" w:hAnsi="Consolas"/>
+                <w:color w:val="1A3C2A"/>
+                <w:sz w:val="18"/>
+                <w:szCs w:val="18"/>
+              </w:rPr>
+              <w:t xml:space="preserve">CRON_SECRET</w:t>
+            </w:r>
+          </w:p>
+        </w:tc>
+        <w:tc>
+          <w:tcPr>
+            <w:tcW w:type="dxa" w:w="5138"/>
+            <w:tcBorders>
+              <w:top w:val="single" w:color="D9DED8" w:sz="4"/>
+              <w:left w:val="single" w:color="D9DED8" w:sz="4"/>
+              <w:bottom w:val="single" w:color="D9DED8" w:sz="4"/>
+              <w:right w:val="single" w:color="D9DED8" w:sz="4"/>
+            </w:tcBorders>
+            <w:shd w:fill="FFFFFF" w:color="auto" w:val="clear"/>
+            <w:tcMar>
+              <w:top w:type="dxa" w:w="90"/>
+              <w:left w:type="dxa" w:w="130"/>
+              <w:bottom w:type="dxa" w:w="90"/>
+              <w:right w:type="dxa" w:w="130"/>
+            </w:tcMar>
+            <w:vAlign w:val="center"/>
+          </w:tcPr>
+          <w:p>
+            <w:pPr>
+              <w:spacing w:after="0" w:line="264"/>
+              <w:jc w:val="left"/>
+            </w:pPr>
+            <w:r>
+              <w:rPr>
+                <w:rFonts w:ascii="Calibri" w:cs="Calibri" w:eastAsia="Calibri" w:hAnsi="Calibri"/>
+                <w:color w:val="1D2521"/>
+                <w:sz w:val="20"/>
+                <w:szCs w:val="20"/>
+              </w:rPr>
+              <w:t xml:space="preserve">Any long random string (40+ characters)</w:t>
+            </w:r>
+          </w:p>
+        </w:tc>
+        <w:tc>
+          <w:tcPr>
+            <w:tcW w:type="dxa" w:w="1500"/>
+            <w:tcBorders>
+              <w:top w:val="single" w:color="D9DED8" w:sz="4"/>
+              <w:left w:val="single" w:color="D9DED8" w:sz="4"/>
+              <w:bottom w:val="single" w:color="D9DED8" w:sz="4"/>
+              <w:right w:val="single" w:color="D9DED8" w:sz="4"/>
+            </w:tcBorders>
+            <w:shd w:fill="FFFFFF" w:color="auto" w:val="clear"/>
+            <w:tcMar>
+              <w:top w:type="dxa" w:w="90"/>
+              <w:left w:type="dxa" w:w="130"/>
+              <w:bottom w:type="dxa" w:w="90"/>
+              <w:right w:type="dxa" w:w="130"/>
+            </w:tcMar>
+            <w:vAlign w:val="center"/>
+          </w:tcPr>
+          <w:p>
+            <w:pPr>
+              <w:spacing w:after="0" w:line="264"/>
+              <w:jc w:val="left"/>
+            </w:pPr>
+            <w:r>
+              <w:rPr>
+                <w:rFonts w:ascii="Calibri" w:cs="Calibri" w:eastAsia="Calibri" w:hAnsi="Calibri"/>
+                <w:b/>
+                <w:bCs/>
+                <w:color w:val="1D2521"/>
+                <w:sz w:val="20"/>
+                <w:szCs w:val="20"/>
+              </w:rPr>
+              <w:t xml:space="preserve">Yes</w:t>
+            </w:r>
+          </w:p>
+        </w:tc>
+      </w:tr>
     </w:tbl>
     <w:p>
       <w:pPr>
@@ -5772,7 +6102,7 @@
           <w:sz w:val="19"/>
           <w:szCs w:val="19"/>
         </w:rPr>
-        <w:t xml:space="preserve">EMAIL NOTIFICATIONS — REQUIRED TO RECEIVE FORM SUBMISSIONS</w:t>
+        <w:t xml:space="preserve">EMAIL</w:t>
       </w:r>
     </w:p>
     <w:tbl>
@@ -6042,7 +6372,7 @@
                 <w:sz w:val="18"/>
                 <w:szCs w:val="18"/>
               </w:rPr>
-              <w:t xml:space="preserve">FORM_NOTIFY_EMAIL</w:t>
+              <w:t xml:space="preserve">FORM_FROM_EMAIL</w:t>
             </w:r>
           </w:p>
         </w:tc>
@@ -6076,7 +6406,7 @@
                 <w:sz w:val="20"/>
                 <w:szCs w:val="20"/>
               </w:rPr>
-              <w:t xml:space="preserve">Your address. For several people, separate with commas: you@buildlist.com, sales@buildlist.com</w:t>
+              <w:t xml:space="preserve">BuildList.com &lt;hello@buildlist.com&gt;</w:t>
             </w:r>
           </w:p>
         </w:tc>
@@ -6146,7 +6476,7 @@
                 <w:sz w:val="18"/>
                 <w:szCs w:val="18"/>
               </w:rPr>
-              <w:t xml:space="preserve">FORM_FROM_EMAIL</w:t>
+              <w:t xml:space="preserve">FORM_NOTIFY_EMAIL</w:t>
             </w:r>
           </w:p>
         </w:tc>
@@ -6180,7 +6510,7 @@
                 <w:sz w:val="20"/>
                 <w:szCs w:val="20"/>
               </w:rPr>
-              <w:t xml:space="preserve">BuildList.com &lt;hello@buildlist.com&gt; — must be on the domain verified in Resend</w:t>
+              <w:t xml:space="preserve">Where form submissions should go</w:t>
             </w:r>
           </w:p>
         </w:tc>
@@ -6215,77 +6545,6 @@
                 <w:szCs w:val="20"/>
               </w:rPr>
               <w:t xml:space="preserve"/>
-            </w:r>
-          </w:p>
-        </w:tc>
-      </w:tr>
-    </w:tbl>
-    <w:p>
-      <w:pPr>
-        <w:spacing w:after="60"/>
-      </w:pPr>
-    </w:p>
-    <w:tbl>
-      <w:tblPr>
-        <w:tblW w:type="dxa" w:w="9638"/>
-        <w:tblBorders>
-          <w:top w:val="single" w:color="auto" w:sz="4"/>
-          <w:left w:val="single" w:color="auto" w:sz="4"/>
-          <w:bottom w:val="single" w:color="auto" w:sz="4"/>
-          <w:right w:val="single" w:color="auto" w:sz="4"/>
-          <w:insideH w:val="single" w:color="auto" w:sz="4"/>
-          <w:insideV w:val="single" w:color="auto" w:sz="4"/>
-        </w:tblBorders>
-      </w:tblPr>
-      <w:tblGrid>
-        <w:gridCol w:w="9638"/>
-      </w:tblGrid>
-      <w:tr>
-        <w:tc>
-          <w:tcPr>
-            <w:tcW w:type="dxa" w:w="9638"/>
-            <w:tcBorders>
-              <w:top w:val="none" w:color="FFFFFF" w:sz="0"/>
-              <w:left w:val="single" w:color="B8901A" w:sz="24"/>
-              <w:bottom w:val="none" w:color="FFFFFF" w:sz="0"/>
-              <w:right w:val="none" w:color="FFFFFF" w:sz="0"/>
-            </w:tcBorders>
-            <w:shd w:fill="F6EFD9" w:color="auto" w:val="clear"/>
-            <w:tcMar>
-              <w:top w:type="dxa" w:w="130"/>
-              <w:left w:type="dxa" w:w="220"/>
-              <w:bottom w:type="dxa" w:w="130"/>
-              <w:right w:type="dxa" w:w="220"/>
-            </w:tcMar>
-          </w:tcPr>
-          <w:p>
-            <w:pPr>
-              <w:spacing w:after="60"/>
-            </w:pPr>
-            <w:r>
-              <w:rPr>
-                <w:rFonts w:ascii="Calibri" w:cs="Calibri" w:eastAsia="Calibri" w:hAnsi="Calibri"/>
-                <w:b/>
-                <w:bCs/>
-                <w:color w:val="1A3C2A"/>
-                <w:sz w:val="19"/>
-                <w:szCs w:val="19"/>
-              </w:rPr>
-              <w:t xml:space="preserve">What each notification looks like</w:t>
-            </w:r>
-          </w:p>
-          <w:p>
-            <w:pPr>
-              <w:spacing w:after="40" w:line="264"/>
-            </w:pPr>
-            <w:r>
-              <w:rPr>
-                <w:rFonts w:ascii="Calibri" w:cs="Calibri" w:eastAsia="Calibri" w:hAnsi="Calibri"/>
-                <w:color w:val="4A5550"/>
-                <w:sz w:val="18"/>
-                <w:szCs w:val="18"/>
-              </w:rPr>
-              <w:t xml:space="preserve">The subject says which form and who sent it; urgent ones (claims, removals, quotation requests, enquiries) start with ●. Pressing Reply writes straight back to the person, and a WhatsApp button opens a chat with them. Every submission is also saved in Supabase → submissions, so nothing is lost if an email is missed.</w:t>
             </w:r>
           </w:p>
         </w:tc>
@@ -8400,6 +8659,708 @@
       </w:r>
     </w:p>
     <w:p>
+      <w:pPr>
+        <w:pBdr>
+          <w:bottom w:val="single" w:color="1A3C2A" w:sz="8" w:space="4"/>
+        </w:pBdr>
+        <w:spacing w:after="120" w:before="300"/>
+      </w:pPr>
+      <w:r>
+        <w:rPr>
+          <w:rFonts w:ascii="Calibri" w:cs="Calibri" w:eastAsia="Calibri" w:hAnsi="Calibri"/>
+          <w:b/>
+          <w:bCs/>
+          <w:color w:val="B8901A"/>
+          <w:spacing w:val="30"/>
+          <w:sz w:val="17"/>
+          <w:szCs w:val="17"/>
+        </w:rPr>
+        <w:t xml:space="preserve">STAGE 9   </w:t>
+      </w:r>
+      <w:r>
+        <w:rPr>
+          <w:rFonts w:ascii="Georgia" w:cs="Georgia" w:eastAsia="Georgia" w:hAnsi="Georgia"/>
+          <w:b/>
+          <w:bCs/>
+          <w:color w:val="1A3C2A"/>
+          <w:sz w:val="26"/>
+          <w:szCs w:val="26"/>
+        </w:rPr>
+        <w:t xml:space="preserve">Online payments (Flutterwave)</w:t>
+      </w:r>
+      <w:r>
+        <w:rPr>
+          <w:rFonts w:ascii="Calibri" w:cs="Calibri" w:eastAsia="Calibri" w:hAnsi="Calibri"/>
+          <w:color w:val="7A857D"/>
+          <w:sz w:val="16"/>
+          <w:szCs w:val="16"/>
+        </w:rPr>
+        <w:t xml:space="preserve">   after KYC</w:t>
+      </w:r>
+    </w:p>
+    <w:p>
+      <w:pPr>
+        <w:pStyle w:val="ListParagraph"/>
+        <w:numPr>
+          <w:ilvl w:val="0"/>
+          <w:numId w:val="12"/>
+        </w:numPr>
+        <w:spacing w:after="90" w:line="276"/>
+      </w:pPr>
+      <w:r>
+        <w:rPr>
+          <w:rFonts w:ascii="Calibri" w:cs="Calibri" w:eastAsia="Calibri" w:hAnsi="Calibri"/>
+          <w:b/>
+          <w:bCs/>
+          <w:color w:val="1D2521"/>
+          <w:sz w:val="20"/>
+          <w:szCs w:val="20"/>
+        </w:rPr>
+        <w:t xml:space="preserve">Test first. </w:t>
+      </w:r>
+      <w:r>
+        <w:rPr>
+          <w:rFonts w:ascii="Calibri" w:cs="Calibri" w:eastAsia="Calibri" w:hAnsi="Calibri"/>
+          <w:color w:val="1D2521"/>
+          <w:sz w:val="20"/>
+          <w:szCs w:val="20"/>
+        </w:rPr>
+        <w:t xml:space="preserve">In Flutterwave, switch to Test mode and copy the </w:t>
+      </w:r>
+      <w:r>
+        <w:rPr>
+          <w:rFonts w:ascii="Calibri" w:cs="Calibri" w:eastAsia="Calibri" w:hAnsi="Calibri"/>
+          <w:b/>
+          <w:bCs/>
+          <w:color w:val="1D2521"/>
+          <w:sz w:val="20"/>
+          <w:szCs w:val="20"/>
+        </w:rPr>
+        <w:t xml:space="preserve">test</w:t>
+      </w:r>
+      <w:r>
+        <w:rPr>
+          <w:rFonts w:ascii="Calibri" w:cs="Calibri" w:eastAsia="Calibri" w:hAnsi="Calibri"/>
+          <w:color w:val="1D2521"/>
+          <w:sz w:val="20"/>
+          <w:szCs w:val="20"/>
+        </w:rPr>
+        <w:t xml:space="preserve"> secret key.</w:t>
+      </w:r>
+    </w:p>
+    <w:p>
+      <w:pPr>
+        <w:pStyle w:val="ListParagraph"/>
+        <w:numPr>
+          <w:ilvl w:val="0"/>
+          <w:numId w:val="12"/>
+        </w:numPr>
+        <w:spacing w:after="90" w:line="276"/>
+      </w:pPr>
+      <w:r>
+        <w:rPr>
+          <w:rFonts w:ascii="Calibri" w:cs="Calibri" w:eastAsia="Calibri" w:hAnsi="Calibri"/>
+          <w:b/>
+          <w:bCs/>
+          <w:color w:val="1D2521"/>
+          <w:sz w:val="20"/>
+          <w:szCs w:val="20"/>
+        </w:rPr>
+        <w:t xml:space="preserve">Settings → Webhooks</w:t>
+      </w:r>
+      <w:r>
+        <w:rPr>
+          <w:rFonts w:ascii="Calibri" w:cs="Calibri" w:eastAsia="Calibri" w:hAnsi="Calibri"/>
+          <w:color w:val="1D2521"/>
+          <w:sz w:val="20"/>
+          <w:szCs w:val="20"/>
+        </w:rPr>
+        <w:t xml:space="preserve">: URL </w:t>
+      </w:r>
+      <w:r>
+        <w:rPr>
+          <w:rFonts w:ascii="Consolas" w:cs="Consolas" w:eastAsia="Consolas" w:hAnsi="Consolas"/>
+          <w:color w:val="1A3C2A"/>
+          <w:sz w:val="18"/>
+          <w:szCs w:val="18"/>
+        </w:rPr>
+        <w:t xml:space="preserve">https://buildlist.com/api/pay-webhook</w:t>
+      </w:r>
+      <w:r>
+        <w:rPr>
+          <w:rFonts w:ascii="Calibri" w:cs="Calibri" w:eastAsia="Calibri" w:hAnsi="Calibri"/>
+          <w:color w:val="1D2521"/>
+          <w:sz w:val="20"/>
+          <w:szCs w:val="20"/>
+        </w:rPr>
+        <w:t xml:space="preserve">. Secret hash: any long random string you choose.</w:t>
+      </w:r>
+    </w:p>
+    <w:p>
+      <w:pPr>
+        <w:pStyle w:val="ListParagraph"/>
+        <w:numPr>
+          <w:ilvl w:val="0"/>
+          <w:numId w:val="12"/>
+        </w:numPr>
+        <w:spacing w:after="90" w:line="276"/>
+      </w:pPr>
+      <w:r>
+        <w:rPr>
+          <w:rFonts w:ascii="Calibri" w:cs="Calibri" w:eastAsia="Calibri" w:hAnsi="Calibri"/>
+          <w:color w:val="1D2521"/>
+          <w:sz w:val="20"/>
+          <w:szCs w:val="20"/>
+        </w:rPr>
+        <w:t xml:space="preserve">Add these in Vercel, then redeploy:</w:t>
+      </w:r>
+    </w:p>
+    <w:tbl>
+      <w:tblPr>
+        <w:tblW w:type="dxa" w:w="9638"/>
+        <w:tblBorders>
+          <w:top w:val="single" w:color="auto" w:sz="4"/>
+          <w:left w:val="single" w:color="auto" w:sz="4"/>
+          <w:bottom w:val="single" w:color="auto" w:sz="4"/>
+          <w:right w:val="single" w:color="auto" w:sz="4"/>
+          <w:insideH w:val="single" w:color="auto" w:sz="4"/>
+          <w:insideV w:val="single" w:color="auto" w:sz="4"/>
+        </w:tblBorders>
+      </w:tblPr>
+      <w:tblGrid>
+        <w:gridCol w:w="3000"/>
+        <w:gridCol w:w="5138"/>
+        <w:gridCol w:w="1500"/>
+      </w:tblGrid>
+      <w:tr>
+        <w:trPr>
+          <w:tblHeader/>
+        </w:trPr>
+        <w:tc>
+          <w:tcPr>
+            <w:tcW w:type="dxa" w:w="3000"/>
+            <w:tcBorders>
+              <w:top w:val="single" w:color="1A3C2A" w:sz="4"/>
+              <w:left w:val="single" w:color="1A3C2A" w:sz="4"/>
+              <w:bottom w:val="single" w:color="1A3C2A" w:sz="4"/>
+              <w:right w:val="single" w:color="1A3C2A" w:sz="4"/>
+            </w:tcBorders>
+            <w:shd w:fill="1A3C2A" w:color="auto" w:val="clear"/>
+            <w:tcMar>
+              <w:top w:type="dxa" w:w="90"/>
+              <w:left w:type="dxa" w:w="130"/>
+              <w:bottom w:type="dxa" w:w="90"/>
+              <w:right w:type="dxa" w:w="130"/>
+            </w:tcMar>
+            <w:vAlign w:val="center"/>
+          </w:tcPr>
+          <w:p>
+            <w:pPr>
+              <w:spacing w:after="0" w:line="264"/>
+              <w:jc w:val="left"/>
+            </w:pPr>
+            <w:r>
+              <w:rPr>
+                <w:rFonts w:ascii="Calibri" w:cs="Calibri" w:eastAsia="Calibri" w:hAnsi="Calibri"/>
+                <w:b/>
+                <w:bCs/>
+                <w:color w:val="FFFFFF"/>
+                <w:sz w:val="18"/>
+                <w:szCs w:val="18"/>
+              </w:rPr>
+              <w:t xml:space="preserve">Name</w:t>
+            </w:r>
+          </w:p>
+        </w:tc>
+        <w:tc>
+          <w:tcPr>
+            <w:tcW w:type="dxa" w:w="5138"/>
+            <w:tcBorders>
+              <w:top w:val="single" w:color="1A3C2A" w:sz="4"/>
+              <w:left w:val="single" w:color="1A3C2A" w:sz="4"/>
+              <w:bottom w:val="single" w:color="1A3C2A" w:sz="4"/>
+              <w:right w:val="single" w:color="1A3C2A" w:sz="4"/>
+            </w:tcBorders>
+            <w:shd w:fill="1A3C2A" w:color="auto" w:val="clear"/>
+            <w:tcMar>
+              <w:top w:type="dxa" w:w="90"/>
+              <w:left w:type="dxa" w:w="130"/>
+              <w:bottom w:type="dxa" w:w="90"/>
+              <w:right w:type="dxa" w:w="130"/>
+            </w:tcMar>
+            <w:vAlign w:val="center"/>
+          </w:tcPr>
+          <w:p>
+            <w:pPr>
+              <w:spacing w:after="0" w:line="264"/>
+              <w:jc w:val="left"/>
+            </w:pPr>
+            <w:r>
+              <w:rPr>
+                <w:rFonts w:ascii="Calibri" w:cs="Calibri" w:eastAsia="Calibri" w:hAnsi="Calibri"/>
+                <w:b/>
+                <w:bCs/>
+                <w:color w:val="FFFFFF"/>
+                <w:sz w:val="18"/>
+                <w:szCs w:val="18"/>
+              </w:rPr>
+              <w:t xml:space="preserve">Value</w:t>
+            </w:r>
+          </w:p>
+        </w:tc>
+        <w:tc>
+          <w:tcPr>
+            <w:tcW w:type="dxa" w:w="1500"/>
+            <w:tcBorders>
+              <w:top w:val="single" w:color="1A3C2A" w:sz="4"/>
+              <w:left w:val="single" w:color="1A3C2A" w:sz="4"/>
+              <w:bottom w:val="single" w:color="1A3C2A" w:sz="4"/>
+              <w:right w:val="single" w:color="1A3C2A" w:sz="4"/>
+            </w:tcBorders>
+            <w:shd w:fill="1A3C2A" w:color="auto" w:val="clear"/>
+            <w:tcMar>
+              <w:top w:type="dxa" w:w="90"/>
+              <w:left w:type="dxa" w:w="130"/>
+              <w:bottom w:type="dxa" w:w="90"/>
+              <w:right w:type="dxa" w:w="130"/>
+            </w:tcMar>
+            <w:vAlign w:val="center"/>
+          </w:tcPr>
+          <w:p>
+            <w:pPr>
+              <w:spacing w:after="0" w:line="264"/>
+              <w:jc w:val="left"/>
+            </w:pPr>
+            <w:r>
+              <w:rPr>
+                <w:rFonts w:ascii="Calibri" w:cs="Calibri" w:eastAsia="Calibri" w:hAnsi="Calibri"/>
+                <w:b/>
+                <w:bCs/>
+                <w:color w:val="FFFFFF"/>
+                <w:sz w:val="18"/>
+                <w:szCs w:val="18"/>
+              </w:rPr>
+              <w:t xml:space="preserve">Sensitive</w:t>
+            </w:r>
+          </w:p>
+        </w:tc>
+      </w:tr>
+      <w:tr>
+        <w:tc>
+          <w:tcPr>
+            <w:tcW w:type="dxa" w:w="3000"/>
+            <w:tcBorders>
+              <w:top w:val="single" w:color="D9DED8" w:sz="4"/>
+              <w:left w:val="single" w:color="D9DED8" w:sz="4"/>
+              <w:bottom w:val="single" w:color="D9DED8" w:sz="4"/>
+              <w:right w:val="single" w:color="D9DED8" w:sz="4"/>
+            </w:tcBorders>
+            <w:shd w:fill="FFFFFF" w:color="auto" w:val="clear"/>
+            <w:tcMar>
+              <w:top w:type="dxa" w:w="90"/>
+              <w:left w:type="dxa" w:w="130"/>
+              <w:bottom w:type="dxa" w:w="90"/>
+              <w:right w:type="dxa" w:w="130"/>
+            </w:tcMar>
+            <w:vAlign w:val="center"/>
+          </w:tcPr>
+          <w:p>
+            <w:pPr>
+              <w:spacing w:after="0" w:line="264"/>
+              <w:jc w:val="left"/>
+            </w:pPr>
+            <w:r>
+              <w:rPr>
+                <w:rFonts w:ascii="Consolas" w:cs="Consolas" w:eastAsia="Consolas" w:hAnsi="Consolas"/>
+                <w:color w:val="1A3C2A"/>
+                <w:sz w:val="18"/>
+                <w:szCs w:val="18"/>
+              </w:rPr>
+              <w:t xml:space="preserve">FLW_SECRET_KEY</w:t>
+            </w:r>
+          </w:p>
+        </w:tc>
+        <w:tc>
+          <w:tcPr>
+            <w:tcW w:type="dxa" w:w="5138"/>
+            <w:tcBorders>
+              <w:top w:val="single" w:color="D9DED8" w:sz="4"/>
+              <w:left w:val="single" w:color="D9DED8" w:sz="4"/>
+              <w:bottom w:val="single" w:color="D9DED8" w:sz="4"/>
+              <w:right w:val="single" w:color="D9DED8" w:sz="4"/>
+            </w:tcBorders>
+            <w:shd w:fill="FFFFFF" w:color="auto" w:val="clear"/>
+            <w:tcMar>
+              <w:top w:type="dxa" w:w="90"/>
+              <w:left w:type="dxa" w:w="130"/>
+              <w:bottom w:type="dxa" w:w="90"/>
+              <w:right w:type="dxa" w:w="130"/>
+            </w:tcMar>
+            <w:vAlign w:val="center"/>
+          </w:tcPr>
+          <w:p>
+            <w:pPr>
+              <w:spacing w:after="0" w:line="264"/>
+              <w:jc w:val="left"/>
+            </w:pPr>
+            <w:r>
+              <w:rPr>
+                <w:rFonts w:ascii="Calibri" w:cs="Calibri" w:eastAsia="Calibri" w:hAnsi="Calibri"/>
+                <w:color w:val="1D2521"/>
+                <w:sz w:val="20"/>
+                <w:szCs w:val="20"/>
+              </w:rPr>
+              <w:t xml:space="preserve">Test secret key for now</w:t>
+            </w:r>
+          </w:p>
+        </w:tc>
+        <w:tc>
+          <w:tcPr>
+            <w:tcW w:type="dxa" w:w="1500"/>
+            <w:tcBorders>
+              <w:top w:val="single" w:color="D9DED8" w:sz="4"/>
+              <w:left w:val="single" w:color="D9DED8" w:sz="4"/>
+              <w:bottom w:val="single" w:color="D9DED8" w:sz="4"/>
+              <w:right w:val="single" w:color="D9DED8" w:sz="4"/>
+            </w:tcBorders>
+            <w:shd w:fill="FFFFFF" w:color="auto" w:val="clear"/>
+            <w:tcMar>
+              <w:top w:type="dxa" w:w="90"/>
+              <w:left w:type="dxa" w:w="130"/>
+              <w:bottom w:type="dxa" w:w="90"/>
+              <w:right w:type="dxa" w:w="130"/>
+            </w:tcMar>
+            <w:vAlign w:val="center"/>
+          </w:tcPr>
+          <w:p>
+            <w:pPr>
+              <w:spacing w:after="0" w:line="264"/>
+              <w:jc w:val="left"/>
+            </w:pPr>
+            <w:r>
+              <w:rPr>
+                <w:rFonts w:ascii="Calibri" w:cs="Calibri" w:eastAsia="Calibri" w:hAnsi="Calibri"/>
+                <w:b/>
+                <w:bCs/>
+                <w:color w:val="1D2521"/>
+                <w:sz w:val="20"/>
+                <w:szCs w:val="20"/>
+              </w:rPr>
+              <w:t xml:space="preserve">Yes</w:t>
+            </w:r>
+          </w:p>
+        </w:tc>
+      </w:tr>
+      <w:tr>
+        <w:tc>
+          <w:tcPr>
+            <w:tcW w:type="dxa" w:w="3000"/>
+            <w:tcBorders>
+              <w:top w:val="single" w:color="D9DED8" w:sz="4"/>
+              <w:left w:val="single" w:color="D9DED8" w:sz="4"/>
+              <w:bottom w:val="single" w:color="D9DED8" w:sz="4"/>
+              <w:right w:val="single" w:color="D9DED8" w:sz="4"/>
+            </w:tcBorders>
+            <w:shd w:fill="F6F7F4" w:color="auto" w:val="clear"/>
+            <w:tcMar>
+              <w:top w:type="dxa" w:w="90"/>
+              <w:left w:type="dxa" w:w="130"/>
+              <w:bottom w:type="dxa" w:w="90"/>
+              <w:right w:type="dxa" w:w="130"/>
+            </w:tcMar>
+            <w:vAlign w:val="center"/>
+          </w:tcPr>
+          <w:p>
+            <w:pPr>
+              <w:spacing w:after="0" w:line="264"/>
+              <w:jc w:val="left"/>
+            </w:pPr>
+            <w:r>
+              <w:rPr>
+                <w:rFonts w:ascii="Consolas" w:cs="Consolas" w:eastAsia="Consolas" w:hAnsi="Consolas"/>
+                <w:color w:val="1A3C2A"/>
+                <w:sz w:val="18"/>
+                <w:szCs w:val="18"/>
+              </w:rPr>
+              <w:t xml:space="preserve">FLW_WEBHOOK_HASH</w:t>
+            </w:r>
+          </w:p>
+        </w:tc>
+        <w:tc>
+          <w:tcPr>
+            <w:tcW w:type="dxa" w:w="5138"/>
+            <w:tcBorders>
+              <w:top w:val="single" w:color="D9DED8" w:sz="4"/>
+              <w:left w:val="single" w:color="D9DED8" w:sz="4"/>
+              <w:bottom w:val="single" w:color="D9DED8" w:sz="4"/>
+              <w:right w:val="single" w:color="D9DED8" w:sz="4"/>
+            </w:tcBorders>
+            <w:shd w:fill="F6F7F4" w:color="auto" w:val="clear"/>
+            <w:tcMar>
+              <w:top w:type="dxa" w:w="90"/>
+              <w:left w:type="dxa" w:w="130"/>
+              <w:bottom w:type="dxa" w:w="90"/>
+              <w:right w:type="dxa" w:w="130"/>
+            </w:tcMar>
+            <w:vAlign w:val="center"/>
+          </w:tcPr>
+          <w:p>
+            <w:pPr>
+              <w:spacing w:after="0" w:line="264"/>
+              <w:jc w:val="left"/>
+            </w:pPr>
+            <w:r>
+              <w:rPr>
+                <w:rFonts w:ascii="Calibri" w:cs="Calibri" w:eastAsia="Calibri" w:hAnsi="Calibri"/>
+                <w:color w:val="1D2521"/>
+                <w:sz w:val="20"/>
+                <w:szCs w:val="20"/>
+              </w:rPr>
+              <w:t xml:space="preserve">The secret hash from the step above</w:t>
+            </w:r>
+          </w:p>
+        </w:tc>
+        <w:tc>
+          <w:tcPr>
+            <w:tcW w:type="dxa" w:w="1500"/>
+            <w:tcBorders>
+              <w:top w:val="single" w:color="D9DED8" w:sz="4"/>
+              <w:left w:val="single" w:color="D9DED8" w:sz="4"/>
+              <w:bottom w:val="single" w:color="D9DED8" w:sz="4"/>
+              <w:right w:val="single" w:color="D9DED8" w:sz="4"/>
+            </w:tcBorders>
+            <w:shd w:fill="F6F7F4" w:color="auto" w:val="clear"/>
+            <w:tcMar>
+              <w:top w:type="dxa" w:w="90"/>
+              <w:left w:type="dxa" w:w="130"/>
+              <w:bottom w:type="dxa" w:w="90"/>
+              <w:right w:type="dxa" w:w="130"/>
+            </w:tcMar>
+            <w:vAlign w:val="center"/>
+          </w:tcPr>
+          <w:p>
+            <w:pPr>
+              <w:spacing w:after="0" w:line="264"/>
+              <w:jc w:val="left"/>
+            </w:pPr>
+            <w:r>
+              <w:rPr>
+                <w:rFonts w:ascii="Calibri" w:cs="Calibri" w:eastAsia="Calibri" w:hAnsi="Calibri"/>
+                <w:b/>
+                <w:bCs/>
+                <w:color w:val="1D2521"/>
+                <w:sz w:val="20"/>
+                <w:szCs w:val="20"/>
+              </w:rPr>
+              <w:t xml:space="preserve">Yes</w:t>
+            </w:r>
+          </w:p>
+        </w:tc>
+      </w:tr>
+    </w:tbl>
+    <w:p>
+      <w:pPr>
+        <w:pStyle w:val="ListParagraph"/>
+        <w:numPr>
+          <w:ilvl w:val="0"/>
+          <w:numId w:val="12"/>
+        </w:numPr>
+        <w:spacing w:after="90" w:line="276"/>
+      </w:pPr>
+      <w:r>
+        <w:rPr>
+          <w:rFonts w:ascii="Calibri" w:cs="Calibri" w:eastAsia="Calibri" w:hAnsi="Calibri"/>
+          <w:color w:val="1D2521"/>
+          <w:sz w:val="20"/>
+          <w:szCs w:val="20"/>
+        </w:rPr>
+        <w:t xml:space="preserve">On the site, open any vacancy and choose </w:t>
+      </w:r>
+      <w:r>
+        <w:rPr>
+          <w:rFonts w:ascii="Calibri" w:cs="Calibri" w:eastAsia="Calibri" w:hAnsi="Calibri"/>
+          <w:b/>
+          <w:bCs/>
+          <w:color w:val="1D2521"/>
+          <w:sz w:val="20"/>
+          <w:szCs w:val="20"/>
+        </w:rPr>
+        <w:t xml:space="preserve">Feature for UGX 50,000</w:t>
+      </w:r>
+      <w:r>
+        <w:rPr>
+          <w:rFonts w:ascii="Calibri" w:cs="Calibri" w:eastAsia="Calibri" w:hAnsi="Calibri"/>
+          <w:color w:val="1D2521"/>
+          <w:sz w:val="20"/>
+          <w:szCs w:val="20"/>
+        </w:rPr>
+        <w:t xml:space="preserve">. Pay with Flutterwave’s test card. Check </w:t>
+      </w:r>
+      <w:r>
+        <w:rPr>
+          <w:rFonts w:ascii="Calibri" w:cs="Calibri" w:eastAsia="Calibri" w:hAnsi="Calibri"/>
+          <w:b/>
+          <w:bCs/>
+          <w:color w:val="1D2521"/>
+          <w:sz w:val="20"/>
+          <w:szCs w:val="20"/>
+        </w:rPr>
+        <w:t xml:space="preserve">Portal → Orders</w:t>
+      </w:r>
+      <w:r>
+        <w:rPr>
+          <w:rFonts w:ascii="Calibri" w:cs="Calibri" w:eastAsia="Calibri" w:hAnsi="Calibri"/>
+          <w:color w:val="1D2521"/>
+          <w:sz w:val="20"/>
+          <w:szCs w:val="20"/>
+        </w:rPr>
+        <w:t xml:space="preserve"> shows it as </w:t>
+      </w:r>
+      <w:r>
+        <w:rPr>
+          <w:rFonts w:ascii="Calibri" w:cs="Calibri" w:eastAsia="Calibri" w:hAnsi="Calibri"/>
+          <w:b/>
+          <w:bCs/>
+          <w:color w:val="1D2521"/>
+          <w:sz w:val="20"/>
+          <w:szCs w:val="20"/>
+        </w:rPr>
+        <w:t xml:space="preserve">paid</w:t>
+      </w:r>
+      <w:r>
+        <w:rPr>
+          <w:rFonts w:ascii="Calibri" w:cs="Calibri" w:eastAsia="Calibri" w:hAnsi="Calibri"/>
+          <w:color w:val="1D2521"/>
+          <w:sz w:val="20"/>
+          <w:szCs w:val="20"/>
+        </w:rPr>
+        <w:t xml:space="preserve"> and the vacancy is now featured.</w:t>
+      </w:r>
+    </w:p>
+    <w:p>
+      <w:pPr>
+        <w:pStyle w:val="ListParagraph"/>
+        <w:numPr>
+          <w:ilvl w:val="0"/>
+          <w:numId w:val="12"/>
+        </w:numPr>
+        <w:spacing w:after="90" w:line="276"/>
+      </w:pPr>
+      <w:r>
+        <w:rPr>
+          <w:rFonts w:ascii="Calibri" w:cs="Calibri" w:eastAsia="Calibri" w:hAnsi="Calibri"/>
+          <w:color w:val="1D2521"/>
+          <w:sz w:val="20"/>
+          <w:szCs w:val="20"/>
+        </w:rPr>
+        <w:t xml:space="preserve">When that works, replace </w:t>
+      </w:r>
+      <w:r>
+        <w:rPr>
+          <w:rFonts w:ascii="Consolas" w:cs="Consolas" w:eastAsia="Consolas" w:hAnsi="Consolas"/>
+          <w:color w:val="1A3C2A"/>
+          <w:sz w:val="18"/>
+          <w:szCs w:val="18"/>
+        </w:rPr>
+        <w:t xml:space="preserve">FLW_SECRET_KEY</w:t>
+      </w:r>
+      <w:r>
+        <w:rPr>
+          <w:rFonts w:ascii="Calibri" w:cs="Calibri" w:eastAsia="Calibri" w:hAnsi="Calibri"/>
+          <w:color w:val="1D2521"/>
+          <w:sz w:val="20"/>
+          <w:szCs w:val="20"/>
+        </w:rPr>
+        <w:t xml:space="preserve"> with the </w:t>
+      </w:r>
+      <w:r>
+        <w:rPr>
+          <w:rFonts w:ascii="Calibri" w:cs="Calibri" w:eastAsia="Calibri" w:hAnsi="Calibri"/>
+          <w:b/>
+          <w:bCs/>
+          <w:color w:val="1D2521"/>
+          <w:sz w:val="20"/>
+          <w:szCs w:val="20"/>
+        </w:rPr>
+        <w:t xml:space="preserve">live</w:t>
+      </w:r>
+      <w:r>
+        <w:rPr>
+          <w:rFonts w:ascii="Calibri" w:cs="Calibri" w:eastAsia="Calibri" w:hAnsi="Calibri"/>
+          <w:color w:val="1D2521"/>
+          <w:sz w:val="20"/>
+          <w:szCs w:val="20"/>
+        </w:rPr>
+        <w:t xml:space="preserve"> secret key, update the webhook in Flutterwave’s Live mode too, and redeploy.</w:t>
+      </w:r>
+    </w:p>
+    <w:tbl>
+      <w:tblPr>
+        <w:tblW w:type="dxa" w:w="9638"/>
+        <w:tblBorders>
+          <w:top w:val="single" w:color="auto" w:sz="4"/>
+          <w:left w:val="single" w:color="auto" w:sz="4"/>
+          <w:bottom w:val="single" w:color="auto" w:sz="4"/>
+          <w:right w:val="single" w:color="auto" w:sz="4"/>
+          <w:insideH w:val="single" w:color="auto" w:sz="4"/>
+          <w:insideV w:val="single" w:color="auto" w:sz="4"/>
+        </w:tblBorders>
+      </w:tblPr>
+      <w:tblGrid>
+        <w:gridCol w:w="9638"/>
+      </w:tblGrid>
+      <w:tr>
+        <w:tc>
+          <w:tcPr>
+            <w:tcW w:type="dxa" w:w="9638"/>
+            <w:tcBorders>
+              <w:top w:val="none" w:color="FFFFFF" w:sz="0"/>
+              <w:left w:val="single" w:color="B8901A" w:sz="24"/>
+              <w:bottom w:val="none" w:color="FFFFFF" w:sz="0"/>
+              <w:right w:val="none" w:color="FFFFFF" w:sz="0"/>
+            </w:tcBorders>
+            <w:shd w:fill="F6EFD9" w:color="auto" w:val="clear"/>
+            <w:tcMar>
+              <w:top w:type="dxa" w:w="130"/>
+              <w:left w:type="dxa" w:w="220"/>
+              <w:bottom w:type="dxa" w:w="130"/>
+              <w:right w:type="dxa" w:w="220"/>
+            </w:tcMar>
+          </w:tcPr>
+          <w:p>
+            <w:pPr>
+              <w:spacing w:after="60"/>
+            </w:pPr>
+            <w:r>
+              <w:rPr>
+                <w:rFonts w:ascii="Calibri" w:cs="Calibri" w:eastAsia="Calibri" w:hAnsi="Calibri"/>
+                <w:b/>
+                <w:bCs/>
+                <w:color w:val="1A3C2A"/>
+                <w:sz w:val="19"/>
+                <w:szCs w:val="19"/>
+              </w:rPr>
+              <w:t xml:space="preserve">How payments are protected</w:t>
+            </w:r>
+          </w:p>
+          <w:p>
+            <w:pPr>
+              <w:spacing w:after="40" w:line="264"/>
+            </w:pPr>
+            <w:r>
+              <w:rPr>
+                <w:rFonts w:ascii="Calibri" w:cs="Calibri" w:eastAsia="Calibri" w:hAnsi="Calibri"/>
+                <w:color w:val="4A5550"/>
+                <w:sz w:val="18"/>
+                <w:szCs w:val="18"/>
+              </w:rPr>
+              <w:t xml:space="preserve">The page never sends a price — the server sets it. Every payment is re-checked directly with Flutterwave before anything switches on, and a payment is never fulfilled twice. Prices live in lib/pay-core.js.</w:t>
+            </w:r>
+          </w:p>
+        </w:tc>
+      </w:tr>
+    </w:tbl>
+    <w:p>
       <w:r>
         <w:br w:type="page"/>
       </w:r>
@@ -8421,7 +9382,7 @@
           <w:sz w:val="17"/>
           <w:szCs w:val="17"/>
         </w:rPr>
-        <w:t xml:space="preserve">STAGE 9   </w:t>
+        <w:t xml:space="preserve">STAGE 10   </w:t>
       </w:r>
       <w:r>
         <w:rPr>
@@ -8441,7 +9402,7 @@
           <w:sz w:val="16"/>
           <w:szCs w:val="16"/>
         </w:rPr>
-        <w:t xml:space="preserve">   45 minutes</w:t>
+        <w:t xml:space="preserve">   60 minutes</w:t>
       </w:r>
     </w:p>
     <w:p>
@@ -8686,7 +9647,7 @@
                 <w:sz w:val="20"/>
                 <w:szCs w:val="20"/>
               </w:rPr>
-              <w:t xml:space="preserve">A top banner on the directory only; no other page, including the homepage, has one</w:t>
+              <w:t xml:space="preserve">Only the homepage banner shows an advert; no other page has one</w:t>
             </w:r>
           </w:p>
         </w:tc>
@@ -8722,7 +9683,7 @@
                 <w:sz w:val="20"/>
                 <w:szCs w:val="20"/>
               </w:rPr>
-              <w:t xml:space="preserve">Advertise page</w:t>
+              <w:t xml:space="preserve">Directory</w:t>
             </w:r>
           </w:p>
         </w:tc>
@@ -8756,7 +9717,7 @@
                 <w:sz w:val="20"/>
                 <w:szCs w:val="20"/>
               </w:rPr>
-              <w:t xml:space="preserve">Register your interest sends you an ADVERTISING ENQUIRY email</w:t>
+              <w:t xml:space="preserve">All 22 categories; filter by Tradesmen and a speciality list appears</w:t>
             </w:r>
           </w:p>
         </w:tc>
@@ -8792,7 +9753,7 @@
                 <w:sz w:val="20"/>
                 <w:szCs w:val="20"/>
               </w:rPr>
-              <w:t xml:space="preserve">Directory</w:t>
+              <w:t xml:space="preserve">A listing</w:t>
             </w:r>
           </w:p>
         </w:tc>
@@ -8826,7 +9787,7 @@
                 <w:sz w:val="20"/>
                 <w:szCs w:val="20"/>
               </w:rPr>
-              <w:t xml:space="preserve">All 22 categories; filter by Tradesmen and a speciality list appears</w:t>
+              <w:t xml:space="preserve">WhatsApp and Call buttons, and Claim this listing; no sign-in or reviews</w:t>
             </w:r>
           </w:p>
         </w:tc>
@@ -8862,7 +9823,7 @@
                 <w:sz w:val="20"/>
                 <w:szCs w:val="20"/>
               </w:rPr>
-              <w:t xml:space="preserve">A listing</w:t>
+              <w:t xml:space="preserve">A vacancy page</w:t>
             </w:r>
           </w:p>
         </w:tc>
@@ -8896,7 +9857,7 @@
                 <w:sz w:val="20"/>
                 <w:szCs w:val="20"/>
               </w:rPr>
-              <w:t xml:space="preserve">WhatsApp and Call buttons, and Claim this listing; no sign-in or reviews</w:t>
+              <w:t xml:space="preserve">Facts band, responsibilities, how to apply; nothing overlapping at any width</w:t>
             </w:r>
           </w:p>
         </w:tc>
@@ -8932,7 +9893,7 @@
                 <w:sz w:val="20"/>
                 <w:szCs w:val="20"/>
               </w:rPr>
-              <w:t xml:space="preserve">A vacancy page</w:t>
+              <w:t xml:space="preserve">Portal → edit a vacancy</w:t>
             </w:r>
           </w:p>
         </w:tc>
@@ -8966,7 +9927,7 @@
                 <w:sz w:val="20"/>
                 <w:szCs w:val="20"/>
               </w:rPr>
-              <w:t xml:space="preserve">Facts band, responsibilities, how to apply; nothing overlapping at any width</w:t>
+              <w:t xml:space="preserve">Every field saves; the change is live on the site at once</w:t>
             </w:r>
           </w:p>
         </w:tc>
@@ -9002,7 +9963,7 @@
                 <w:sz w:val="20"/>
                 <w:szCs w:val="20"/>
               </w:rPr>
-              <w:t xml:space="preserve">Portal → edit a vacancy</w:t>
+              <w:t xml:space="preserve">Portal → edit a firm → Publish</w:t>
             </w:r>
           </w:p>
         </w:tc>
@@ -9036,7 +9997,7 @@
                 <w:sz w:val="20"/>
                 <w:szCs w:val="20"/>
               </w:rPr>
-              <w:t xml:space="preserve">Every field saves; the change is live on the site at once</w:t>
+              <w:t xml:space="preserve">The change appears on the site about a minute later</w:t>
             </w:r>
           </w:p>
         </w:tc>
@@ -9072,7 +10033,7 @@
                 <w:sz w:val="20"/>
                 <w:szCs w:val="20"/>
               </w:rPr>
-              <w:t xml:space="preserve">Portal → edit a firm → Publish</w:t>
+              <w:t xml:space="preserve">Each form on the site</w:t>
             </w:r>
           </w:p>
         </w:tc>
@@ -9106,7 +10067,7 @@
                 <w:sz w:val="20"/>
                 <w:szCs w:val="20"/>
               </w:rPr>
-              <w:t xml:space="preserve">The change appears on the site about a minute later</w:t>
+              <w:t xml:space="preserve">Arrives by email and in Supabase → submissions</w:t>
             </w:r>
           </w:p>
         </w:tc>
@@ -9142,7 +10103,7 @@
                 <w:sz w:val="20"/>
                 <w:szCs w:val="20"/>
               </w:rPr>
-              <w:t xml:space="preserve">Each form on the site</w:t>
+              <w:t xml:space="preserve">Claim a listing</w:t>
             </w:r>
           </w:p>
         </w:tc>
@@ -9176,7 +10137,7 @@
                 <w:sz w:val="20"/>
                 <w:szCs w:val="20"/>
               </w:rPr>
-              <w:t xml:space="preserve">An email reaches you for every one; Reply goes to the sender; it is also in Supabase → submissions</w:t>
+              <w:t xml:space="preserve">The claim arrives in Portal → Claims; call the number on the listing before approving</w:t>
             </w:r>
           </w:p>
         </w:tc>
@@ -9212,7 +10173,7 @@
                 <w:sz w:val="20"/>
                 <w:szCs w:val="20"/>
               </w:rPr>
-              <w:t xml:space="preserve">Upgrade on a tier card</w:t>
+              <w:t xml:space="preserve">A quotation request</w:t>
             </w:r>
           </w:p>
         </w:tc>
@@ -9246,7 +10207,7 @@
                 <w:sz w:val="20"/>
                 <w:szCs w:val="20"/>
               </w:rPr>
-              <w:t xml:space="preserve">An UPGRADE REQUEST email with the firm, plan and price, ready to invoice</w:t>
+              <w:t xml:space="preserve">The notification email lists the firms whose tier includes lead alerts</w:t>
             </w:r>
           </w:p>
         </w:tc>
@@ -9282,7 +10243,7 @@
                 <w:sz w:val="20"/>
                 <w:szCs w:val="20"/>
               </w:rPr>
-              <w:t xml:space="preserve">Tender Pro on the Tenders page</w:t>
+              <w:t xml:space="preserve">Tender Pro, monthly</w:t>
             </w:r>
           </w:p>
         </w:tc>
@@ -9316,7 +10277,7 @@
                 <w:sz w:val="20"/>
                 <w:szCs w:val="20"/>
               </w:rPr>
-              <w:t xml:space="preserve">Shows Coming soon; registering interest emails you</w:t>
+              <w:t xml:space="preserve">A welcome email arrives with a calendar link</w:t>
             </w:r>
           </w:p>
         </w:tc>
@@ -9352,7 +10313,7 @@
                 <w:sz w:val="20"/>
                 <w:szCs w:val="20"/>
               </w:rPr>
-              <w:t xml:space="preserve">Claim a listing</w:t>
+              <w:t xml:space="preserve">Vercel → Cron Jobs</w:t>
             </w:r>
           </w:p>
         </w:tc>
@@ -9386,77 +10347,7 @@
                 <w:sz w:val="20"/>
                 <w:szCs w:val="20"/>
               </w:rPr>
-              <w:t xml:space="preserve">The claim arrives in Portal → Claims; call the number on the listing before approving</w:t>
-            </w:r>
-          </w:p>
-        </w:tc>
-      </w:tr>
-      <w:tr>
-        <w:tc>
-          <w:tcPr>
-            <w:tcW w:type="dxa" w:w="3000"/>
-            <w:tcBorders>
-              <w:top w:val="single" w:color="D9DED8" w:sz="4"/>
-              <w:left w:val="single" w:color="D9DED8" w:sz="4"/>
-              <w:bottom w:val="single" w:color="D9DED8" w:sz="4"/>
-              <w:right w:val="single" w:color="D9DED8" w:sz="4"/>
-            </w:tcBorders>
-            <w:shd w:fill="FFFFFF" w:color="auto" w:val="clear"/>
-            <w:tcMar>
-              <w:top w:type="dxa" w:w="90"/>
-              <w:left w:type="dxa" w:w="130"/>
-              <w:bottom w:type="dxa" w:w="90"/>
-              <w:right w:type="dxa" w:w="130"/>
-            </w:tcMar>
-            <w:vAlign w:val="center"/>
-          </w:tcPr>
-          <w:p>
-            <w:pPr>
-              <w:spacing w:after="0" w:line="264"/>
-              <w:jc w:val="left"/>
-            </w:pPr>
-            <w:r>
-              <w:rPr>
-                <w:rFonts w:ascii="Calibri" w:cs="Calibri" w:eastAsia="Calibri" w:hAnsi="Calibri"/>
-                <w:color w:val="1D2521"/>
-                <w:sz w:val="20"/>
-                <w:szCs w:val="20"/>
-              </w:rPr>
-              <w:t xml:space="preserve">A quotation request</w:t>
-            </w:r>
-          </w:p>
-        </w:tc>
-        <w:tc>
-          <w:tcPr>
-            <w:tcW w:type="dxa" w:w="6638"/>
-            <w:tcBorders>
-              <w:top w:val="single" w:color="D9DED8" w:sz="4"/>
-              <w:left w:val="single" w:color="D9DED8" w:sz="4"/>
-              <w:bottom w:val="single" w:color="D9DED8" w:sz="4"/>
-              <w:right w:val="single" w:color="D9DED8" w:sz="4"/>
-            </w:tcBorders>
-            <w:shd w:fill="FFFFFF" w:color="auto" w:val="clear"/>
-            <w:tcMar>
-              <w:top w:type="dxa" w:w="90"/>
-              <w:left w:type="dxa" w:w="130"/>
-              <w:bottom w:type="dxa" w:w="90"/>
-              <w:right w:type="dxa" w:w="130"/>
-            </w:tcMar>
-            <w:vAlign w:val="center"/>
-          </w:tcPr>
-          <w:p>
-            <w:pPr>
-              <w:spacing w:after="0" w:line="264"/>
-              <w:jc w:val="left"/>
-            </w:pPr>
-            <w:r>
-              <w:rPr>
-                <w:rFonts w:ascii="Calibri" w:cs="Calibri" w:eastAsia="Calibri" w:hAnsi="Calibri"/>
-                <w:color w:val="1D2521"/>
-                <w:sz w:val="20"/>
-                <w:szCs w:val="20"/>
-              </w:rPr>
-              <w:t xml:space="preserve">The notification email lists the firms whose tier includes lead alerts</w:t>
+              <w:t xml:space="preserve">Three jobs listed. Press Run on each once; the logs show no errors</w:t>
             </w:r>
           </w:p>
         </w:tc>
@@ -9550,7 +10441,7 @@
           <w:sz w:val="17"/>
           <w:szCs w:val="17"/>
         </w:rPr>
-        <w:t xml:space="preserve">STAGE 10   </w:t>
+        <w:t xml:space="preserve">STAGE 11   </w:t>
       </w:r>
       <w:r>
         <w:rPr>
@@ -9977,7 +10868,7 @@
                 <w:sz w:val="20"/>
                 <w:szCs w:val="20"/>
               </w:rPr>
-              <w:t xml:space="preserve">Same day</w:t>
+              <w:t xml:space="preserve">Every month</w:t>
             </w:r>
           </w:p>
         </w:tc>
@@ -10011,7 +10902,7 @@
                 <w:sz w:val="20"/>
                 <w:szCs w:val="20"/>
               </w:rPr>
-              <w:t xml:space="preserve">Answer every UPGRADE REQUEST email with an invoice; switch the tier on in the portal once paid</w:t>
+              <w:t xml:space="preserve">Portal → Orders: follow up every order started but not paid</w:t>
             </w:r>
           </w:p>
         </w:tc>
@@ -10151,7 +11042,7 @@
                 <w:sz w:val="20"/>
                 <w:szCs w:val="20"/>
               </w:rPr>
-              <w:t xml:space="preserve">Online payments, Tender Pro, firm sign-in and reviews all come back with the full version</w:t>
+              <w:t xml:space="preserve">Reviews: set FEATURE_REVIEWS=on and redeploy. Firm sign-in returns with the full version</w:t>
             </w:r>
           </w:p>
         </w:tc>
@@ -10222,7 +11113,7 @@
                 <w:sz w:val="18"/>
                 <w:szCs w:val="18"/>
               </w:rPr>
-              <w:t xml:space="preserve">The public site keeps working, but the portal and form storage stop until the project is restored. Move to Supabase’s paid plan before staff and customers depend on it.</w:t>
+              <w:t xml:space="preserve">The public site keeps working, but the portal, payments and sign-in stop until the project is restored. Move to Supabase’s paid plan before staff and customers depend on it.</w:t>
             </w:r>
           </w:p>
         </w:tc>
@@ -10722,7 +11613,7 @@
                 <w:sz w:val="20"/>
                 <w:szCs w:val="20"/>
               </w:rPr>
-              <w:t xml:space="preserve">No email when a form is sent</w:t>
+              <w:t xml:space="preserve">Paid, but the tier did not change</w:t>
             </w:r>
           </w:p>
         </w:tc>
@@ -10756,7 +11647,7 @@
                 <w:sz w:val="20"/>
                 <w:szCs w:val="20"/>
               </w:rPr>
-              <w:t xml:space="preserve">RESEND_API_KEY or FORM_NOTIFY_EMAIL missing, the Resend domain not verified, or not redeployed; check Vercel → Logs for “[form] email failed”</w:t>
+              <w:t xml:space="preserve">PATCH-05 not run. Run it; the next payment works</w:t>
             </w:r>
           </w:p>
         </w:tc>
@@ -11674,6 +12565,12 @@
       <w:startOverride w:val="1"/>
     </w:lvlOverride>
   </w:num>
+  <w:num w:numId="12">
+    <w:abstractNumId w:val="3"/>
+    <w:lvlOverride w:ilvl="0">
+      <w:startOverride w:val="1"/>
+    </w:lvlOverride>
+  </w:num>
 </w:numbering>
 </file>
 
